--- a/离散数学/集合论与图论/集合论与图论（下）课后习题/第8讲测验.docx
+++ b/离散数学/集合论与图论/集合论与图论（下）课后习题/第8讲测验.docx
@@ -16,23 +16,7 @@
           <w:highlight w:val="yellow"/>
           <w:lang w:eastAsia="zh-CN"/>
         </w:rPr>
-        <w:t>1,设集合X={1,2,...,50},则{1,2},{2,3},{3,4},.</w:t>
-      </w:r>
-      <w:proofErr w:type="gramStart"/>
-      <w:r>
-        <w:rPr>
-          <w:highlight w:val="yellow"/>
-          <w:lang w:eastAsia="zh-CN"/>
-        </w:rPr>
-        <w:t>..</w:t>
-      </w:r>
-      <w:proofErr w:type="gramEnd"/>
-      <w:r>
-        <w:rPr>
-          <w:highlight w:val="yellow"/>
-          <w:lang w:eastAsia="zh-CN"/>
-        </w:rPr>
-        <w:t>,{49,50},{50}有（）个相异代表系。</w:t>
+        <w:t>1,设集合X={1,2,...,50},则{1,2},{2,3},{3,4},...,{49,50},{50}有（）个相异代表系。</w:t>
       </w:r>
     </w:p>
     <w:p>
@@ -99,38 +83,34 @@
       <w:pPr>
         <w:spacing w:line="360" w:lineRule="auto"/>
         <w:rPr>
+          <w:rFonts w:hint="eastAsia"/>
           <w:highlight w:val="yellow"/>
         </w:rPr>
       </w:pPr>
-      <w:proofErr w:type="spellStart"/>
       <w:r>
         <w:rPr>
           <w:highlight w:val="yellow"/>
         </w:rPr>
         <w:t>答案:B</w:t>
       </w:r>
-      <w:proofErr w:type="spellEnd"/>
     </w:p>
     <w:p>
       <w:pPr>
         <w:spacing w:line="360" w:lineRule="auto"/>
         <w:rPr>
+          <w:rFonts w:hint="eastAsia"/>
+          <w:b/>
+          <w:bCs/>
           <w:highlight w:val="yellow"/>
         </w:rPr>
       </w:pPr>
-      <w:proofErr w:type="spellStart"/>
       <w:r>
         <w:rPr>
+          <w:b/>
+          <w:bCs/>
           <w:highlight w:val="yellow"/>
         </w:rPr>
-        <w:t>相异代表系要求</w:t>
-      </w:r>
-      <w:proofErr w:type="spellEnd"/>
-      <w:r>
-        <w:rPr>
-          <w:highlight w:val="yellow"/>
-        </w:rPr>
-        <w:t>：</w:t>
+        <w:t>相异代表系要求：</w:t>
       </w:r>
     </w:p>
     <w:p>
@@ -141,12 +121,17 @@
         </w:numPr>
         <w:spacing w:line="360" w:lineRule="auto"/>
         <w:rPr>
+          <w:rFonts w:hint="eastAsia"/>
+          <w:b/>
+          <w:bCs/>
           <w:highlight w:val="yellow"/>
           <w:lang w:eastAsia="zh-CN"/>
         </w:rPr>
       </w:pPr>
       <w:r>
         <w:rPr>
+          <w:b/>
+          <w:bCs/>
           <w:highlight w:val="yellow"/>
           <w:lang w:eastAsia="zh-CN"/>
         </w:rPr>
@@ -155,6 +140,8 @@
       <w:r>
         <w:rPr>
           <w:rFonts w:ascii="Times New Roman" w:hAnsi="Times New Roman" w:cs="Times New Roman"/>
+          <w:b/>
+          <w:bCs/>
           <w:highlight w:val="yellow"/>
           <w:lang w:eastAsia="zh-CN"/>
         </w:rPr>
@@ -162,6 +149,8 @@
       </w:r>
       <w:r>
         <w:rPr>
+          <w:b/>
+          <w:bCs/>
           <w:highlight w:val="yellow"/>
           <w:lang w:eastAsia="zh-CN"/>
         </w:rPr>
@@ -170,6 +159,8 @@
       <w:r>
         <w:rPr>
           <w:rFonts w:ascii="Times New Roman" w:hAnsi="Times New Roman" w:cs="Times New Roman"/>
+          <w:b/>
+          <w:bCs/>
           <w:highlight w:val="yellow"/>
           <w:lang w:eastAsia="zh-CN"/>
         </w:rPr>
@@ -178,6 +169,8 @@
       <w:r>
         <w:rPr>
           <w:rFonts w:cs="宋体" w:hint="eastAsia"/>
+          <w:b/>
+          <w:bCs/>
           <w:highlight w:val="yellow"/>
           <w:lang w:eastAsia="zh-CN"/>
         </w:rPr>
@@ -185,6 +178,8 @@
       </w:r>
       <w:r>
         <w:rPr>
+          <w:b/>
+          <w:bCs/>
           <w:highlight w:val="yellow"/>
           <w:lang w:eastAsia="zh-CN"/>
         </w:rPr>
@@ -193,6 +188,8 @@
       <w:r>
         <w:rPr>
           <w:rFonts w:ascii="Times New Roman" w:hAnsi="Times New Roman" w:cs="Times New Roman"/>
+          <w:b/>
+          <w:bCs/>
           <w:highlight w:val="yellow"/>
           <w:lang w:eastAsia="zh-CN"/>
         </w:rPr>
@@ -207,46 +204,50 @@
         </w:numPr>
         <w:spacing w:line="360" w:lineRule="auto"/>
         <w:rPr>
+          <w:rFonts w:hint="eastAsia"/>
+          <w:b/>
+          <w:bCs/>
           <w:highlight w:val="yellow"/>
         </w:rPr>
       </w:pPr>
-      <w:proofErr w:type="spellStart"/>
       <w:r>
         <w:rPr>
+          <w:b/>
+          <w:bCs/>
           <w:highlight w:val="yellow"/>
         </w:rPr>
-        <w:t>所有</w:t>
-      </w:r>
-      <w:proofErr w:type="spellEnd"/>
-      <w:r>
-        <w:rPr>
-          <w:highlight w:val="yellow"/>
-        </w:rPr>
-        <w:t xml:space="preserve"> x1</w:t>
+        <w:t>所有 x1</w:t>
       </w:r>
       <w:r>
         <w:rPr>
           <w:rFonts w:ascii="Times New Roman" w:hAnsi="Times New Roman" w:cs="Times New Roman"/>
+          <w:b/>
+          <w:bCs/>
           <w:highlight w:val="yellow"/>
         </w:rPr>
         <w:t>​</w:t>
       </w:r>
       <w:r>
         <w:rPr>
+          <w:b/>
+          <w:bCs/>
           <w:highlight w:val="yellow"/>
         </w:rPr>
         <w:t>,x2</w:t>
       </w:r>
-      <w:proofErr w:type="gramStart"/>
       <w:r>
         <w:rPr>
           <w:rFonts w:ascii="Times New Roman" w:hAnsi="Times New Roman" w:cs="Times New Roman"/>
+          <w:b/>
+          <w:bCs/>
           <w:highlight w:val="yellow"/>
         </w:rPr>
         <w:t>​</w:t>
       </w:r>
       <w:r>
         <w:rPr>
+          <w:b/>
+          <w:bCs/>
           <w:highlight w:val="yellow"/>
         </w:rPr>
         <w:t>,</w:t>
@@ -254,13 +255,16 @@
       <w:r>
         <w:rPr>
           <w:rFonts w:cs="宋体" w:hint="eastAsia"/>
+          <w:b/>
+          <w:bCs/>
           <w:highlight w:val="yellow"/>
         </w:rPr>
         <w:t>…</w:t>
       </w:r>
-      <w:proofErr w:type="gramEnd"/>
       <w:r>
         <w:rPr>
+          <w:b/>
+          <w:bCs/>
           <w:highlight w:val="yellow"/>
         </w:rPr>
         <w:t>,x50</w:t>
@@ -268,24 +272,20 @@
       <w:r>
         <w:rPr>
           <w:rFonts w:ascii="Times New Roman" w:hAnsi="Times New Roman" w:cs="Times New Roman"/>
+          <w:b/>
+          <w:bCs/>
           <w:highlight w:val="yellow"/>
         </w:rPr>
         <w:t>​</w:t>
       </w:r>
       <w:r>
         <w:rPr>
+          <w:b/>
+          <w:bCs/>
           <w:highlight w:val="yellow"/>
         </w:rPr>
-        <w:t xml:space="preserve"> </w:t>
+        <w:t xml:space="preserve"> 互不相同</w:t>
       </w:r>
-      <w:proofErr w:type="spellStart"/>
-      <w:r>
-        <w:rPr>
-          <w:highlight w:val="yellow"/>
-        </w:rPr>
-        <w:t>互不相同</w:t>
-      </w:r>
-      <w:proofErr w:type="spellEnd"/>
     </w:p>
     <w:p>
       <w:pPr>
@@ -300,9 +300,13 @@
         <w:spacing w:line="360" w:lineRule="auto"/>
         <w:rPr>
           <w:rFonts w:hint="eastAsia"/>
+          <w:lang w:eastAsia="zh-CN"/>
         </w:rPr>
       </w:pPr>
       <w:r>
+        <w:rPr>
+          <w:lang w:eastAsia="zh-CN"/>
+        </w:rPr>
         <w:t>2,设集合X={1,2,3,4,5,6},则{1,2},{2,3},{3,4},{4,5},{5,6},{6,1}有（）个相异代表系。</w:t>
       </w:r>
     </w:p>
@@ -353,12 +357,21 @@
     <w:p>
       <w:pPr>
         <w:spacing w:line="360" w:lineRule="auto"/>
+        <w:rPr>
+          <w:rFonts w:hint="eastAsia"/>
+          <w:lang w:eastAsia="zh-CN"/>
+        </w:rPr>
       </w:pPr>
-      <w:proofErr w:type="spellStart"/>
       <w:r>
-        <w:t>答案:B</w:t>
+        <w:t>答案:</w:t>
       </w:r>
-      <w:proofErr w:type="spellEnd"/>
+      <w:r>
+        <w:rPr>
+          <w:rFonts w:hint="eastAsia"/>
+          <w:lang w:eastAsia="zh-CN"/>
+        </w:rPr>
+        <w:t>A</w:t>
+      </w:r>
     </w:p>
     <w:p>
       <w:pPr>
@@ -404,13 +417,14 @@
     <w:p>
       <w:pPr>
         <w:spacing w:line="360" w:lineRule="auto"/>
+        <w:rPr>
+          <w:rFonts w:hint="eastAsia"/>
+        </w:rPr>
       </w:pPr>
-      <w:proofErr w:type="spellStart"/>
       <w:r>
         <w:lastRenderedPageBreak/>
         <w:t>答案:A</w:t>
       </w:r>
-      <w:proofErr w:type="spellEnd"/>
     </w:p>
     <w:p>
       <w:pPr>
@@ -456,12 +470,13 @@
     <w:p>
       <w:pPr>
         <w:spacing w:line="360" w:lineRule="auto"/>
+        <w:rPr>
+          <w:rFonts w:hint="eastAsia"/>
+        </w:rPr>
       </w:pPr>
-      <w:proofErr w:type="spellStart"/>
       <w:r>
         <w:t>答案:A</w:t>
       </w:r>
-      <w:proofErr w:type="spellEnd"/>
     </w:p>
     <w:p>
       <w:pPr>
@@ -507,12 +522,13 @@
     <w:p>
       <w:pPr>
         <w:spacing w:line="360" w:lineRule="auto"/>
+        <w:rPr>
+          <w:rFonts w:hint="eastAsia"/>
+        </w:rPr>
       </w:pPr>
-      <w:proofErr w:type="spellStart"/>
       <w:r>
         <w:t>答案:B</w:t>
       </w:r>
-      <w:proofErr w:type="spellEnd"/>
     </w:p>
     <w:p>
       <w:pPr>
@@ -1538,6 +1554,7 @@
   <w:style w:type="character" w:default="1" w:styleId="a2">
     <w:name w:val="Default Paragraph Font"/>
     <w:uiPriority w:val="1"/>
+    <w:semiHidden/>
     <w:unhideWhenUsed/>
   </w:style>
   <w:style w:type="table" w:default="1" w:styleId="a3">
